--- a/Coding 1 - year/Unit 7 - Project Development/Daily Lesson Plans/Word/Day 161.docx
+++ b/Coding 1 - year/Unit 7 - Project Development/Daily Lesson Plans/Word/Day 161.docx
@@ -50,12 +50,15 @@
               </w:rPr>
               <w:t xml:space="preserve">Coding I — Full Year</w:t>
             </w:r>
-          </w:p>
-          <w:p>
-            <w:pPr>
-              <w:spacing w:before="40"/>
-              <w:jc w:val="center"/>
-            </w:pPr>
+            <w:r>
+              <w:rPr>
+                <w:rFonts w:ascii="Arial" w:cs="Arial" w:eastAsia="Arial" w:hAnsi="Arial"/>
+                <w:sz w:val="16"/>
+                <w:szCs w:val="16"/>
+              </w:rPr>
+              <w:br/>
+              <w:t xml:space="preserve"/>
+            </w:r>
             <w:r>
               <w:rPr>
                 <w:rFonts w:ascii="Arial" w:cs="Arial" w:eastAsia="Arial" w:hAnsi="Arial"/>
@@ -83,7 +86,7 @@
           <w:rFonts w:ascii="Arial" w:cs="Arial" w:eastAsia="Arial" w:hAnsi="Arial"/>
           <w:b/>
           <w:bCs/>
-          <w:color w:val="1F3864"/>
+          <w:color w:val="2B5797"/>
           <w:sz w:val="32"/>
           <w:szCs w:val="32"/>
         </w:rPr>
@@ -261,9 +264,9 @@
               <w:right w:val="single" w:color="CCCCCC" w:sz="1"/>
             </w:tcBorders>
             <w:tcMar>
-              <w:top w:type="dxa" w:w="60"/>
+              <w:top w:type="dxa" w:w="80"/>
               <w:left w:type="dxa" w:w="120"/>
-              <w:bottom w:type="dxa" w:w="60"/>
+              <w:bottom w:type="dxa" w:w="80"/>
               <w:right w:type="dxa" w:w="120"/>
             </w:tcMar>
           </w:tcPr>
@@ -290,20 +293,213 @@
               <w:right w:val="single" w:color="CCCCCC" w:sz="1"/>
             </w:tcBorders>
             <w:tcMar>
-              <w:top w:type="dxa" w:w="60"/>
+              <w:top w:type="dxa" w:w="80"/>
               <w:left w:type="dxa" w:w="120"/>
-              <w:bottom w:type="dxa" w:w="60"/>
+              <w:bottom w:type="dxa" w:w="80"/>
               <w:right w:type="dxa" w:w="120"/>
             </w:tcMar>
           </w:tcPr>
           <w:p>
-            <w:r>
-              <w:rPr>
-                <w:rFonts w:ascii="Arial" w:cs="Arial" w:eastAsia="Arial" w:hAnsi="Arial"/>
-                <w:sz w:val="20"/>
-                <w:szCs w:val="20"/>
+            <w:pPr>
+              <w:spacing w:after="80" w:before="80"/>
+            </w:pPr>
+            <w:r>
+              <w:rPr>
+                <w:rFonts w:ascii="Arial" w:cs="Arial" w:eastAsia="Arial" w:hAnsi="Arial"/>
+                <w:b/>
+                <w:bCs/>
+                <w:i w:val="false"/>
+                <w:iCs w:val="false"/>
+                <w:color w:val="000000"/>
+                <w:sz w:val="22"/>
+                <w:szCs w:val="22"/>
               </w:rPr>
               <w:t xml:space="preserve">Bell Ringer / Review</w:t>
+            </w:r>
+            <w:r>
+              <w:rPr>
+                <w:rFonts w:ascii="Arial" w:cs="Arial" w:eastAsia="Arial" w:hAnsi="Arial"/>
+                <w:sz w:val="20"/>
+                <w:szCs w:val="20"/>
+              </w:rPr>
+              <w:br/>
+              <w:t xml:space="preserve"/>
+            </w:r>
+            <w:r>
+              <w:rPr>
+                <w:rFonts w:ascii="Arial" w:cs="Arial" w:eastAsia="Arial" w:hAnsi="Arial"/>
+                <w:sz w:val="20"/>
+                <w:szCs w:val="20"/>
+              </w:rPr>
+              <w:br/>
+              <w:t xml:space="preserve"/>
+            </w:r>
+            <w:r>
+              <w:rPr>
+                <w:rFonts w:ascii="Arial" w:cs="Arial" w:eastAsia="Arial" w:hAnsi="Arial"/>
+                <w:b/>
+                <w:bCs/>
+                <w:i w:val="false"/>
+                <w:iCs w:val="false"/>
+                <w:color w:val="000000"/>
+                <w:sz w:val="20"/>
+                <w:szCs w:val="20"/>
+              </w:rPr>
+              <w:t xml:space="preserve">Quick Write </w:t>
+            </w:r>
+            <w:r>
+              <w:rPr>
+                <w:rFonts w:ascii="Arial" w:cs="Arial" w:eastAsia="Arial" w:hAnsi="Arial"/>
+                <w:b w:val="false"/>
+                <w:bCs w:val="false"/>
+                <w:i w:val="false"/>
+                <w:iCs w:val="false"/>
+                <w:color w:val="000000"/>
+                <w:sz w:val="20"/>
+                <w:szCs w:val="20"/>
+              </w:rPr>
+              <w:t xml:space="preserve">(3 min — written or verbal):</w:t>
+            </w:r>
+            <w:r>
+              <w:rPr>
+                <w:rFonts w:ascii="Arial" w:cs="Arial" w:eastAsia="Arial" w:hAnsi="Arial"/>
+                <w:sz w:val="20"/>
+                <w:szCs w:val="20"/>
+              </w:rPr>
+              <w:br/>
+              <w:t xml:space="preserve"/>
+            </w:r>
+            <w:r>
+              <w:rPr>
+                <w:rFonts w:ascii="Arial" w:cs="Arial" w:eastAsia="Arial" w:hAnsi="Arial"/>
+                <w:b w:val="false"/>
+                <w:bCs w:val="false"/>
+                <w:i w:val="false"/>
+                <w:iCs w:val="false"/>
+                <w:color w:val="000000"/>
+                <w:sz w:val="20"/>
+                <w:szCs w:val="20"/>
+              </w:rPr>
+              <w:t xml:space="preserve">    What do you already know about how to implement additional features beyond the MVP and integrate them with existing code?</w:t>
+            </w:r>
+            <w:r>
+              <w:rPr>
+                <w:rFonts w:ascii="Arial" w:cs="Arial" w:eastAsia="Arial" w:hAnsi="Arial"/>
+                <w:sz w:val="20"/>
+                <w:szCs w:val="20"/>
+              </w:rPr>
+              <w:br/>
+              <w:t xml:space="preserve"/>
+            </w:r>
+            <w:r>
+              <w:rPr>
+                <w:rFonts w:ascii="Arial" w:cs="Arial" w:eastAsia="Arial" w:hAnsi="Arial"/>
+                <w:sz w:val="20"/>
+                <w:szCs w:val="20"/>
+              </w:rPr>
+              <w:br/>
+              <w:t xml:space="preserve"/>
+            </w:r>
+            <w:r>
+              <w:rPr>
+                <w:rFonts w:ascii="Arial" w:cs="Arial" w:eastAsia="Arial" w:hAnsi="Arial"/>
+                <w:b/>
+                <w:bCs/>
+                <w:i w:val="false"/>
+                <w:iCs w:val="false"/>
+                <w:color w:val="000000"/>
+                <w:sz w:val="20"/>
+                <w:szCs w:val="20"/>
+              </w:rPr>
+              <w:t xml:space="preserve">Vocabulary Preview — </w:t>
+            </w:r>
+            <w:r>
+              <w:rPr>
+                <w:rFonts w:ascii="Arial" w:cs="Arial" w:eastAsia="Arial" w:hAnsi="Arial"/>
+                <w:b w:val="false"/>
+                <w:bCs w:val="false"/>
+                <w:i w:val="false"/>
+                <w:iCs w:val="false"/>
+                <w:color w:val="000000"/>
+                <w:sz w:val="20"/>
+                <w:szCs w:val="20"/>
+              </w:rPr>
+              <w:t xml:space="preserve">terms we'll use today:</w:t>
+            </w:r>
+            <w:r>
+              <w:rPr>
+                <w:rFonts w:ascii="Arial" w:cs="Arial" w:eastAsia="Arial" w:hAnsi="Arial"/>
+                <w:sz w:val="20"/>
+                <w:szCs w:val="20"/>
+              </w:rPr>
+              <w:br/>
+              <w:t xml:space="preserve"/>
+            </w:r>
+            <w:r>
+              <w:rPr>
+                <w:rFonts w:ascii="Arial" w:cs="Arial" w:eastAsia="Arial" w:hAnsi="Arial"/>
+                <w:b w:val="false"/>
+                <w:bCs w:val="false"/>
+                <w:i w:val="false"/>
+                <w:iCs w:val="false"/>
+                <w:color w:val="000000"/>
+                <w:sz w:val="20"/>
+                <w:szCs w:val="20"/>
+              </w:rPr>
+              <w:t xml:space="preserve">    • core features</w:t>
+            </w:r>
+            <w:r>
+              <w:rPr>
+                <w:rFonts w:ascii="Arial" w:cs="Arial" w:eastAsia="Arial" w:hAnsi="Arial"/>
+                <w:sz w:val="20"/>
+                <w:szCs w:val="20"/>
+              </w:rPr>
+              <w:br/>
+              <w:t xml:space="preserve"/>
+            </w:r>
+            <w:r>
+              <w:rPr>
+                <w:rFonts w:ascii="Arial" w:cs="Arial" w:eastAsia="Arial" w:hAnsi="Arial"/>
+                <w:sz w:val="20"/>
+                <w:szCs w:val="20"/>
+              </w:rPr>
+              <w:br/>
+              <w:t xml:space="preserve"/>
+            </w:r>
+            <w:r>
+              <w:rPr>
+                <w:rFonts w:ascii="Arial" w:cs="Arial" w:eastAsia="Arial" w:hAnsi="Arial"/>
+                <w:b w:val="false"/>
+                <w:bCs w:val="false"/>
+                <w:i/>
+                <w:iCs/>
+                <w:color w:val="444444"/>
+                <w:sz w:val="20"/>
+                <w:szCs w:val="20"/>
+              </w:rPr>
+              <w:t xml:space="preserve">Today's Goal: By the end of class you will be able to implement additional features beyond the MVP and integrate them with existing code.</w:t>
+            </w:r>
+            <w:r>
+              <w:rPr>
+                <w:rFonts w:ascii="Arial" w:cs="Arial" w:eastAsia="Arial" w:hAnsi="Arial"/>
+                <w:sz w:val="20"/>
+                <w:szCs w:val="20"/>
+              </w:rPr>
+              <w:br/>
+              <w:t xml:space="preserve"/>
+            </w:r>
+            <w:r>
+              <w:rPr>
+                <w:rFonts w:ascii="Arial" w:cs="Arial" w:eastAsia="Arial" w:hAnsi="Arial"/>
+                <w:b w:val="false"/>
+                <w:bCs w:val="false"/>
+                <w:i/>
+                <w:iCs/>
+                <w:color w:val="555555"/>
+                <w:sz w:val="20"/>
+                <w:szCs w:val="20"/>
+              </w:rPr>
+              <w:t xml:space="preserve">→ Pair-share your response, then 2–3 students share with the class.</w:t>
             </w:r>
           </w:p>
         </w:tc>
@@ -319,9 +515,9 @@
               <w:right w:val="single" w:color="CCCCCC" w:sz="1"/>
             </w:tcBorders>
             <w:tcMar>
-              <w:top w:type="dxa" w:w="60"/>
+              <w:top w:type="dxa" w:w="80"/>
               <w:left w:type="dxa" w:w="120"/>
-              <w:bottom w:type="dxa" w:w="60"/>
+              <w:bottom w:type="dxa" w:w="80"/>
               <w:right w:type="dxa" w:w="120"/>
             </w:tcMar>
           </w:tcPr>
@@ -348,20 +544,402 @@
               <w:right w:val="single" w:color="CCCCCC" w:sz="1"/>
             </w:tcBorders>
             <w:tcMar>
-              <w:top w:type="dxa" w:w="60"/>
+              <w:top w:type="dxa" w:w="80"/>
               <w:left w:type="dxa" w:w="120"/>
-              <w:bottom w:type="dxa" w:w="60"/>
+              <w:bottom w:type="dxa" w:w="80"/>
               <w:right w:type="dxa" w:w="120"/>
             </w:tcMar>
           </w:tcPr>
           <w:p>
-            <w:r>
-              <w:rPr>
-                <w:rFonts w:ascii="Arial" w:cs="Arial" w:eastAsia="Arial" w:hAnsi="Arial"/>
-                <w:sz w:val="20"/>
-                <w:szCs w:val="20"/>
-              </w:rPr>
-              <w:t xml:space="preserve">Mini Lesson: Additional Features Development — Sprint 2 Work Day 1</w:t>
+            <w:pPr>
+              <w:spacing w:after="80" w:before="80"/>
+            </w:pPr>
+            <w:r>
+              <w:rPr>
+                <w:rFonts w:ascii="Arial" w:cs="Arial" w:eastAsia="Arial" w:hAnsi="Arial"/>
+                <w:b/>
+                <w:bCs/>
+                <w:i w:val="false"/>
+                <w:iCs w:val="false"/>
+                <w:color w:val="000000"/>
+                <w:sz w:val="22"/>
+                <w:szCs w:val="22"/>
+              </w:rPr>
+              <w:t xml:space="preserve">Mini Lesson: </w:t>
+            </w:r>
+            <w:r>
+              <w:rPr>
+                <w:rFonts w:ascii="Arial" w:cs="Arial" w:eastAsia="Arial" w:hAnsi="Arial"/>
+                <w:b w:val="false"/>
+                <w:bCs w:val="false"/>
+                <w:i w:val="false"/>
+                <w:iCs w:val="false"/>
+                <w:color w:val="000000"/>
+                <w:sz w:val="22"/>
+                <w:szCs w:val="22"/>
+              </w:rPr>
+              <w:t xml:space="preserve">Additional Features Development — Sprint 2 Work Day 1</w:t>
+            </w:r>
+            <w:r>
+              <w:rPr>
+                <w:rFonts w:ascii="Arial" w:cs="Arial" w:eastAsia="Arial" w:hAnsi="Arial"/>
+                <w:sz w:val="20"/>
+                <w:szCs w:val="20"/>
+              </w:rPr>
+              <w:br/>
+              <w:t xml:space="preserve"/>
+            </w:r>
+            <w:r>
+              <w:rPr>
+                <w:rFonts w:ascii="Arial" w:cs="Arial" w:eastAsia="Arial" w:hAnsi="Arial"/>
+                <w:sz w:val="20"/>
+                <w:szCs w:val="20"/>
+              </w:rPr>
+              <w:br/>
+              <w:t xml:space="preserve"/>
+            </w:r>
+            <w:r>
+              <w:rPr>
+                <w:rFonts w:ascii="Arial" w:cs="Arial" w:eastAsia="Arial" w:hAnsi="Arial"/>
+                <w:b/>
+                <w:bCs/>
+                <w:i/>
+                <w:iCs/>
+                <w:color w:val="000000"/>
+                <w:sz w:val="20"/>
+                <w:szCs w:val="20"/>
+              </w:rPr>
+              <w:t xml:space="preserve">Learning Target: </w:t>
+            </w:r>
+            <w:r>
+              <w:rPr>
+                <w:rFonts w:ascii="Arial" w:cs="Arial" w:eastAsia="Arial" w:hAnsi="Arial"/>
+                <w:b w:val="false"/>
+                <w:bCs w:val="false"/>
+                <w:i/>
+                <w:iCs/>
+                <w:color w:val="333333"/>
+                <w:sz w:val="20"/>
+                <w:szCs w:val="20"/>
+              </w:rPr>
+              <w:t xml:space="preserve">I can implement additional features beyond the MVP and integrate them with existing code.</w:t>
+            </w:r>
+            <w:r>
+              <w:rPr>
+                <w:rFonts w:ascii="Arial" w:cs="Arial" w:eastAsia="Arial" w:hAnsi="Arial"/>
+                <w:sz w:val="20"/>
+                <w:szCs w:val="20"/>
+              </w:rPr>
+              <w:br/>
+              <w:t xml:space="preserve"/>
+            </w:r>
+            <w:r>
+              <w:rPr>
+                <w:rFonts w:ascii="Arial" w:cs="Arial" w:eastAsia="Arial" w:hAnsi="Arial"/>
+                <w:sz w:val="20"/>
+                <w:szCs w:val="20"/>
+              </w:rPr>
+              <w:br/>
+              <w:t xml:space="preserve"/>
+            </w:r>
+            <w:r>
+              <w:rPr>
+                <w:rFonts w:ascii="Arial" w:cs="Arial" w:eastAsia="Arial" w:hAnsi="Arial"/>
+                <w:b w:val="false"/>
+                <w:bCs w:val="false"/>
+                <w:i w:val="false"/>
+                <w:iCs w:val="false"/>
+                <w:color w:val="000000"/>
+                <w:sz w:val="20"/>
+                <w:szCs w:val="20"/>
+              </w:rPr>
+              <w:t xml:space="preserve">Sprint 1 was core features. Sprint 2 is:</w:t>
+            </w:r>
+            <w:r>
+              <w:rPr>
+                <w:rFonts w:ascii="Arial" w:cs="Arial" w:eastAsia="Arial" w:hAnsi="Arial"/>
+                <w:sz w:val="20"/>
+                <w:szCs w:val="20"/>
+              </w:rPr>
+              <w:br/>
+              <w:t xml:space="preserve"/>
+            </w:r>
+            <w:r>
+              <w:rPr>
+                <w:rFonts w:ascii="Arial" w:cs="Arial" w:eastAsia="Arial" w:hAnsi="Arial"/>
+                <w:b w:val="false"/>
+                <w:bCs w:val="false"/>
+                <w:i w:val="false"/>
+                <w:iCs w:val="false"/>
+                <w:color w:val="000000"/>
+                <w:sz w:val="20"/>
+                <w:szCs w:val="20"/>
+              </w:rPr>
+              <w:t xml:space="preserve">1. Review Sprint 1 code (ensure it still works)</w:t>
+            </w:r>
+            <w:r>
+              <w:rPr>
+                <w:rFonts w:ascii="Arial" w:cs="Arial" w:eastAsia="Arial" w:hAnsi="Arial"/>
+                <w:sz w:val="20"/>
+                <w:szCs w:val="20"/>
+              </w:rPr>
+              <w:br/>
+              <w:t xml:space="preserve"/>
+            </w:r>
+            <w:r>
+              <w:rPr>
+                <w:rFonts w:ascii="Arial" w:cs="Arial" w:eastAsia="Arial" w:hAnsi="Arial"/>
+                <w:sz w:val="20"/>
+                <w:szCs w:val="20"/>
+              </w:rPr>
+              <w:br/>
+              <w:t xml:space="preserve"/>
+            </w:r>
+            <w:r>
+              <w:rPr>
+                <w:rFonts w:ascii="Arial" w:cs="Arial" w:eastAsia="Arial" w:hAnsi="Arial"/>
+                <w:b/>
+                <w:bCs/>
+                <w:i w:val="false"/>
+                <w:iCs w:val="false"/>
+                <w:color w:val="000000"/>
+                <w:sz w:val="20"/>
+                <w:szCs w:val="20"/>
+              </w:rPr>
+              <w:t xml:space="preserve">Key Concepts:</w:t>
+            </w:r>
+            <w:r>
+              <w:rPr>
+                <w:rFonts w:ascii="Arial" w:cs="Arial" w:eastAsia="Arial" w:hAnsi="Arial"/>
+                <w:sz w:val="20"/>
+                <w:szCs w:val="20"/>
+              </w:rPr>
+              <w:br/>
+              <w:t xml:space="preserve"/>
+            </w:r>
+            <w:r>
+              <w:rPr>
+                <w:rFonts w:ascii="Arial" w:cs="Arial" w:eastAsia="Arial" w:hAnsi="Arial"/>
+                <w:b w:val="false"/>
+                <w:bCs w:val="false"/>
+                <w:i w:val="false"/>
+                <w:iCs w:val="false"/>
+                <w:color w:val="000000"/>
+                <w:sz w:val="20"/>
+                <w:szCs w:val="20"/>
+              </w:rPr>
+              <w:t xml:space="preserve">    • Additional features (beyond MVP)</w:t>
+            </w:r>
+            <w:r>
+              <w:rPr>
+                <w:rFonts w:ascii="Arial" w:cs="Arial" w:eastAsia="Arial" w:hAnsi="Arial"/>
+                <w:sz w:val="20"/>
+                <w:szCs w:val="20"/>
+              </w:rPr>
+              <w:br/>
+              <w:t xml:space="preserve"/>
+            </w:r>
+            <w:r>
+              <w:rPr>
+                <w:rFonts w:ascii="Arial" w:cs="Arial" w:eastAsia="Arial" w:hAnsi="Arial"/>
+                <w:b w:val="false"/>
+                <w:bCs w:val="false"/>
+                <w:i w:val="false"/>
+                <w:iCs w:val="false"/>
+                <w:color w:val="000000"/>
+                <w:sz w:val="20"/>
+                <w:szCs w:val="20"/>
+              </w:rPr>
+              <w:t xml:space="preserve">    • Robust error handling</w:t>
+            </w:r>
+            <w:r>
+              <w:rPr>
+                <w:rFonts w:ascii="Arial" w:cs="Arial" w:eastAsia="Arial" w:hAnsi="Arial"/>
+                <w:sz w:val="20"/>
+                <w:szCs w:val="20"/>
+              </w:rPr>
+              <w:br/>
+              <w:t xml:space="preserve"/>
+            </w:r>
+            <w:r>
+              <w:rPr>
+                <w:rFonts w:ascii="Arial" w:cs="Arial" w:eastAsia="Arial" w:hAnsi="Arial"/>
+                <w:b w:val="false"/>
+                <w:bCs w:val="false"/>
+                <w:i w:val="false"/>
+                <w:iCs w:val="false"/>
+                <w:color w:val="000000"/>
+                <w:sz w:val="20"/>
+                <w:szCs w:val="20"/>
+              </w:rPr>
+              <w:t xml:space="preserve">    • File persistence (save/load)</w:t>
+            </w:r>
+            <w:r>
+              <w:rPr>
+                <w:rFonts w:ascii="Arial" w:cs="Arial" w:eastAsia="Arial" w:hAnsi="Arial"/>
+                <w:sz w:val="20"/>
+                <w:szCs w:val="20"/>
+              </w:rPr>
+              <w:br/>
+              <w:t xml:space="preserve"/>
+            </w:r>
+            <w:r>
+              <w:rPr>
+                <w:rFonts w:ascii="Arial" w:cs="Arial" w:eastAsia="Arial" w:hAnsi="Arial"/>
+                <w:b w:val="false"/>
+                <w:bCs w:val="false"/>
+                <w:i w:val="false"/>
+                <w:iCs w:val="false"/>
+                <w:color w:val="000000"/>
+                <w:sz w:val="20"/>
+                <w:szCs w:val="20"/>
+              </w:rPr>
+              <w:t xml:space="preserve">    • Edge case handling</w:t>
+            </w:r>
+            <w:r>
+              <w:rPr>
+                <w:rFonts w:ascii="Arial" w:cs="Arial" w:eastAsia="Arial" w:hAnsi="Arial"/>
+                <w:sz w:val="20"/>
+                <w:szCs w:val="20"/>
+              </w:rPr>
+              <w:br/>
+              <w:t xml:space="preserve"/>
+            </w:r>
+            <w:r>
+              <w:rPr>
+                <w:rFonts w:ascii="Arial" w:cs="Arial" w:eastAsia="Arial" w:hAnsi="Arial"/>
+                <w:b w:val="false"/>
+                <w:bCs w:val="false"/>
+                <w:i w:val="false"/>
+                <w:iCs w:val="false"/>
+                <w:color w:val="000000"/>
+                <w:sz w:val="20"/>
+                <w:szCs w:val="20"/>
+              </w:rPr>
+              <w:t xml:space="preserve">    • Code polish</w:t>
+            </w:r>
+            <w:r>
+              <w:rPr>
+                <w:rFonts w:ascii="Arial" w:cs="Arial" w:eastAsia="Arial" w:hAnsi="Arial"/>
+                <w:sz w:val="20"/>
+                <w:szCs w:val="20"/>
+              </w:rPr>
+              <w:br/>
+              <w:t xml:space="preserve"/>
+            </w:r>
+            <w:r>
+              <w:rPr>
+                <w:rFonts w:ascii="Arial" w:cs="Arial" w:eastAsia="Arial" w:hAnsi="Arial"/>
+                <w:sz w:val="20"/>
+                <w:szCs w:val="20"/>
+              </w:rPr>
+              <w:br/>
+              <w:t xml:space="preserve"/>
+            </w:r>
+            <w:r>
+              <w:rPr>
+                <w:rFonts w:ascii="Arial" w:cs="Arial" w:eastAsia="Arial" w:hAnsi="Arial"/>
+                <w:b/>
+                <w:bCs/>
+                <w:i w:val="false"/>
+                <w:iCs w:val="false"/>
+                <w:color w:val="000000"/>
+                <w:sz w:val="20"/>
+                <w:szCs w:val="20"/>
+              </w:rPr>
+              <w:t xml:space="preserve">Vocabulary: </w:t>
+            </w:r>
+            <w:r>
+              <w:rPr>
+                <w:rFonts w:ascii="Arial" w:cs="Arial" w:eastAsia="Arial" w:hAnsi="Arial"/>
+                <w:b w:val="false"/>
+                <w:bCs w:val="false"/>
+                <w:i w:val="false"/>
+                <w:iCs w:val="false"/>
+                <w:color w:val="000000"/>
+                <w:sz w:val="20"/>
+                <w:szCs w:val="20"/>
+              </w:rPr>
+              <w:t xml:space="preserve">core features</w:t>
+            </w:r>
+            <w:r>
+              <w:rPr>
+                <w:rFonts w:ascii="Arial" w:cs="Arial" w:eastAsia="Arial" w:hAnsi="Arial"/>
+                <w:sz w:val="20"/>
+                <w:szCs w:val="20"/>
+              </w:rPr>
+              <w:br/>
+              <w:t xml:space="preserve"/>
+            </w:r>
+            <w:r>
+              <w:rPr>
+                <w:rFonts w:ascii="Arial" w:cs="Arial" w:eastAsia="Arial" w:hAnsi="Arial"/>
+                <w:sz w:val="20"/>
+                <w:szCs w:val="20"/>
+              </w:rPr>
+              <w:br/>
+              <w:t xml:space="preserve"/>
+            </w:r>
+            <w:r>
+              <w:rPr>
+                <w:rFonts w:ascii="Arial" w:cs="Arial" w:eastAsia="Arial" w:hAnsi="Arial"/>
+                <w:b/>
+                <w:bCs/>
+                <w:i/>
+                <w:iCs/>
+                <w:color w:val="555555"/>
+                <w:sz w:val="20"/>
+                <w:szCs w:val="20"/>
+              </w:rPr>
+              <w:t xml:space="preserve">→ Live Demo — </w:t>
+            </w:r>
+            <w:r>
+              <w:rPr>
+                <w:rFonts w:ascii="Arial" w:cs="Arial" w:eastAsia="Arial" w:hAnsi="Arial"/>
+                <w:b w:val="false"/>
+                <w:bCs w:val="false"/>
+                <w:i/>
+                <w:iCs/>
+                <w:color w:val="555555"/>
+                <w:sz w:val="20"/>
+                <w:szCs w:val="20"/>
+              </w:rPr>
+              <w:t xml:space="preserve">type examples as students follow along in their own editor.</w:t>
+            </w:r>
+            <w:r>
+              <w:rPr>
+                <w:rFonts w:ascii="Arial" w:cs="Arial" w:eastAsia="Arial" w:hAnsi="Arial"/>
+                <w:sz w:val="20"/>
+                <w:szCs w:val="20"/>
+              </w:rPr>
+              <w:br/>
+              <w:t xml:space="preserve"/>
+            </w:r>
+            <w:r>
+              <w:rPr>
+                <w:rFonts w:ascii="Arial" w:cs="Arial" w:eastAsia="Arial" w:hAnsi="Arial"/>
+                <w:b/>
+                <w:bCs/>
+                <w:i/>
+                <w:iCs/>
+                <w:color w:val="555555"/>
+                <w:sz w:val="20"/>
+                <w:szCs w:val="20"/>
+              </w:rPr>
+              <w:t xml:space="preserve">→ Check for Understanding: </w:t>
+            </w:r>
+            <w:r>
+              <w:rPr>
+                <w:rFonts w:ascii="Arial" w:cs="Arial" w:eastAsia="Arial" w:hAnsi="Arial"/>
+                <w:b w:val="false"/>
+                <w:bCs w:val="false"/>
+                <w:i/>
+                <w:iCs/>
+                <w:color w:val="555555"/>
+                <w:sz w:val="20"/>
+                <w:szCs w:val="20"/>
+              </w:rPr>
+              <w:t xml:space="preserve">pause and cold-call: “Can someone explain what we just did in their own words?”</w:t>
             </w:r>
           </w:p>
         </w:tc>
@@ -377,9 +955,9 @@
               <w:right w:val="single" w:color="CCCCCC" w:sz="1"/>
             </w:tcBorders>
             <w:tcMar>
-              <w:top w:type="dxa" w:w="60"/>
+              <w:top w:type="dxa" w:w="80"/>
               <w:left w:type="dxa" w:w="120"/>
-              <w:bottom w:type="dxa" w:w="60"/>
+              <w:bottom w:type="dxa" w:w="80"/>
               <w:right w:type="dxa" w:w="120"/>
             </w:tcMar>
           </w:tcPr>
@@ -406,20 +984,90 @@
               <w:right w:val="single" w:color="CCCCCC" w:sz="1"/>
             </w:tcBorders>
             <w:tcMar>
-              <w:top w:type="dxa" w:w="60"/>
+              <w:top w:type="dxa" w:w="80"/>
               <w:left w:type="dxa" w:w="120"/>
-              <w:bottom w:type="dxa" w:w="60"/>
+              <w:bottom w:type="dxa" w:w="80"/>
               <w:right w:type="dxa" w:w="120"/>
             </w:tcMar>
           </w:tcPr>
           <w:p>
-            <w:r>
-              <w:rPr>
-                <w:rFonts w:ascii="Arial" w:cs="Arial" w:eastAsia="Arial" w:hAnsi="Arial"/>
-                <w:sz w:val="20"/>
-                <w:szCs w:val="20"/>
+            <w:pPr>
+              <w:spacing w:after="80" w:before="80"/>
+            </w:pPr>
+            <w:r>
+              <w:rPr>
+                <w:rFonts w:ascii="Arial" w:cs="Arial" w:eastAsia="Arial" w:hAnsi="Arial"/>
+                <w:b/>
+                <w:bCs/>
+                <w:i w:val="false"/>
+                <w:iCs w:val="false"/>
+                <w:color w:val="000000"/>
+                <w:sz w:val="22"/>
+                <w:szCs w:val="22"/>
               </w:rPr>
               <w:t xml:space="preserve">Guided Practice</w:t>
+            </w:r>
+            <w:r>
+              <w:rPr>
+                <w:rFonts w:ascii="Arial" w:cs="Arial" w:eastAsia="Arial" w:hAnsi="Arial"/>
+                <w:sz w:val="20"/>
+                <w:szCs w:val="20"/>
+              </w:rPr>
+              <w:br/>
+              <w:t xml:space="preserve"/>
+            </w:r>
+            <w:r>
+              <w:rPr>
+                <w:rFonts w:ascii="Arial" w:cs="Arial" w:eastAsia="Arial" w:hAnsi="Arial"/>
+                <w:sz w:val="20"/>
+                <w:szCs w:val="20"/>
+              </w:rPr>
+              <w:br/>
+              <w:t xml:space="preserve"/>
+            </w:r>
+            <w:r>
+              <w:rPr>
+                <w:rFonts w:ascii="Arial" w:cs="Arial" w:eastAsia="Arial" w:hAnsi="Arial"/>
+                <w:b w:val="false"/>
+                <w:bCs w:val="false"/>
+                <w:i w:val="false"/>
+                <w:iCs w:val="false"/>
+                <w:color w:val="000000"/>
+                <w:sz w:val="20"/>
+                <w:szCs w:val="20"/>
+              </w:rPr>
+              <w:t xml:space="preserve">9:00 - 9:10: Check-In</w:t>
+            </w:r>
+            <w:r>
+              <w:rPr>
+                <w:rFonts w:ascii="Arial" w:cs="Arial" w:eastAsia="Arial" w:hAnsi="Arial"/>
+                <w:sz w:val="20"/>
+                <w:szCs w:val="20"/>
+              </w:rPr>
+              <w:br/>
+              <w:t xml:space="preserve"/>
+            </w:r>
+            <w:r>
+              <w:rPr>
+                <w:rFonts w:ascii="Arial" w:cs="Arial" w:eastAsia="Arial" w:hAnsi="Arial"/>
+                <w:sz w:val="20"/>
+                <w:szCs w:val="20"/>
+              </w:rPr>
+              <w:br/>
+              <w:t xml:space="preserve"/>
+            </w:r>
+            <w:r>
+              <w:rPr>
+                <w:rFonts w:ascii="Arial" w:cs="Arial" w:eastAsia="Arial" w:hAnsi="Arial"/>
+                <w:b w:val="false"/>
+                <w:bCs w:val="false"/>
+                <w:i/>
+                <w:iCs/>
+                <w:color w:val="555555"/>
+                <w:sz w:val="20"/>
+                <w:szCs w:val="20"/>
+              </w:rPr>
+              <w:t xml:space="preserve">→ Teacher models — students try alongside, then compare results.</w:t>
             </w:r>
           </w:p>
         </w:tc>
@@ -435,9 +1083,9 @@
               <w:right w:val="single" w:color="CCCCCC" w:sz="1"/>
             </w:tcBorders>
             <w:tcMar>
-              <w:top w:type="dxa" w:w="60"/>
+              <w:top w:type="dxa" w:w="80"/>
               <w:left w:type="dxa" w:w="120"/>
-              <w:bottom w:type="dxa" w:w="60"/>
+              <w:bottom w:type="dxa" w:w="80"/>
               <w:right w:type="dxa" w:w="120"/>
             </w:tcMar>
           </w:tcPr>
@@ -450,7 +1098,7 @@
                 <w:sz w:val="20"/>
                 <w:szCs w:val="20"/>
               </w:rPr>
-              <w:t xml:space="preserve">15-20 min</w:t>
+              <w:t xml:space="preserve">15–20 min</w:t>
             </w:r>
           </w:p>
         </w:tc>
@@ -464,20 +1112,164 @@
               <w:right w:val="single" w:color="CCCCCC" w:sz="1"/>
             </w:tcBorders>
             <w:tcMar>
-              <w:top w:type="dxa" w:w="60"/>
+              <w:top w:type="dxa" w:w="80"/>
               <w:left w:type="dxa" w:w="120"/>
-              <w:bottom w:type="dxa" w:w="60"/>
+              <w:bottom w:type="dxa" w:w="80"/>
               <w:right w:type="dxa" w:w="120"/>
             </w:tcMar>
           </w:tcPr>
           <w:p>
-            <w:r>
-              <w:rPr>
-                <w:rFonts w:ascii="Arial" w:cs="Arial" w:eastAsia="Arial" w:hAnsi="Arial"/>
-                <w:sz w:val="20"/>
-                <w:szCs w:val="20"/>
+            <w:pPr>
+              <w:spacing w:after="80" w:before="80"/>
+            </w:pPr>
+            <w:r>
+              <w:rPr>
+                <w:rFonts w:ascii="Arial" w:cs="Arial" w:eastAsia="Arial" w:hAnsi="Arial"/>
+                <w:b/>
+                <w:bCs/>
+                <w:i w:val="false"/>
+                <w:iCs w:val="false"/>
+                <w:color w:val="000000"/>
+                <w:sz w:val="22"/>
+                <w:szCs w:val="22"/>
               </w:rPr>
               <w:t xml:space="preserve">Independent Practice / Code Along</w:t>
+            </w:r>
+            <w:r>
+              <w:rPr>
+                <w:rFonts w:ascii="Arial" w:cs="Arial" w:eastAsia="Arial" w:hAnsi="Arial"/>
+                <w:sz w:val="20"/>
+                <w:szCs w:val="20"/>
+              </w:rPr>
+              <w:br/>
+              <w:t xml:space="preserve"/>
+            </w:r>
+            <w:r>
+              <w:rPr>
+                <w:rFonts w:ascii="Arial" w:cs="Arial" w:eastAsia="Arial" w:hAnsi="Arial"/>
+                <w:b/>
+                <w:bCs/>
+                <w:i w:val="false"/>
+                <w:iCs w:val="false"/>
+                <w:color w:val="000000"/>
+                <w:sz w:val="20"/>
+                <w:szCs w:val="20"/>
+              </w:rPr>
+              <w:t xml:space="preserve">    Beginner: </w:t>
+            </w:r>
+            <w:r>
+              <w:rPr>
+                <w:rFonts w:ascii="Arial" w:cs="Arial" w:eastAsia="Arial" w:hAnsi="Arial"/>
+                <w:b w:val="false"/>
+                <w:bCs w:val="false"/>
+                <w:i w:val="false"/>
+                <w:iCs w:val="false"/>
+                <w:color w:val="000000"/>
+                <w:sz w:val="20"/>
+                <w:szCs w:val="20"/>
+              </w:rPr>
+              <w:t xml:space="preserve">: Design pseudocode for a load_report() function that reads a saved report file.</w:t>
+            </w:r>
+            <w:r>
+              <w:rPr>
+                <w:rFonts w:ascii="Arial" w:cs="Arial" w:eastAsia="Arial" w:hAnsi="Arial"/>
+                <w:sz w:val="20"/>
+                <w:szCs w:val="20"/>
+              </w:rPr>
+              <w:br/>
+              <w:t xml:space="preserve"/>
+            </w:r>
+            <w:r>
+              <w:rPr>
+                <w:rFonts w:ascii="Arial" w:cs="Arial" w:eastAsia="Arial" w:hAnsi="Arial"/>
+                <w:b/>
+                <w:bCs/>
+                <w:i w:val="false"/>
+                <w:iCs w:val="false"/>
+                <w:color w:val="000000"/>
+                <w:sz w:val="20"/>
+                <w:szCs w:val="20"/>
+              </w:rPr>
+              <w:t xml:space="preserve">    Intermediate: </w:t>
+            </w:r>
+            <w:r>
+              <w:rPr>
+                <w:rFonts w:ascii="Arial" w:cs="Arial" w:eastAsia="Arial" w:hAnsi="Arial"/>
+                <w:b w:val="false"/>
+                <w:bCs w:val="false"/>
+                <w:i w:val="false"/>
+                <w:iCs w:val="false"/>
+                <w:color w:val="000000"/>
+                <w:sz w:val="20"/>
+                <w:szCs w:val="20"/>
+              </w:rPr>
+              <w:t xml:space="preserve">: Write test cases for your new feature. What edge cases should you test?</w:t>
+            </w:r>
+            <w:r>
+              <w:rPr>
+                <w:rFonts w:ascii="Arial" w:cs="Arial" w:eastAsia="Arial" w:hAnsi="Arial"/>
+                <w:sz w:val="20"/>
+                <w:szCs w:val="20"/>
+              </w:rPr>
+              <w:br/>
+              <w:t xml:space="preserve"/>
+            </w:r>
+            <w:r>
+              <w:rPr>
+                <w:rFonts w:ascii="Arial" w:cs="Arial" w:eastAsia="Arial" w:hAnsi="Arial"/>
+                <w:b/>
+                <w:bCs/>
+                <w:i w:val="false"/>
+                <w:iCs w:val="false"/>
+                <w:color w:val="000000"/>
+                <w:sz w:val="20"/>
+                <w:szCs w:val="20"/>
+              </w:rPr>
+              <w:t xml:space="preserve">    Challenge: </w:t>
+            </w:r>
+            <w:r>
+              <w:rPr>
+                <w:rFonts w:ascii="Arial" w:cs="Arial" w:eastAsia="Arial" w:hAnsi="Arial"/>
+                <w:b w:val="false"/>
+                <w:bCs w:val="false"/>
+                <w:i w:val="false"/>
+                <w:iCs w:val="false"/>
+                <w:color w:val="000000"/>
+                <w:sz w:val="20"/>
+                <w:szCs w:val="20"/>
+              </w:rPr>
+              <w:t xml:space="preserve">: How will you test integration between new and old code? --- ## 🎯 Exit Ticket 1. What feature did you implement today? 2. Did you test it?…</w:t>
+            </w:r>
+            <w:r>
+              <w:rPr>
+                <w:rFonts w:ascii="Arial" w:cs="Arial" w:eastAsia="Arial" w:hAnsi="Arial"/>
+                <w:sz w:val="20"/>
+                <w:szCs w:val="20"/>
+              </w:rPr>
+              <w:br/>
+              <w:t xml:space="preserve"/>
+            </w:r>
+            <w:r>
+              <w:rPr>
+                <w:rFonts w:ascii="Arial" w:cs="Arial" w:eastAsia="Arial" w:hAnsi="Arial"/>
+                <w:sz w:val="20"/>
+                <w:szCs w:val="20"/>
+              </w:rPr>
+              <w:br/>
+              <w:t xml:space="preserve"/>
+            </w:r>
+            <w:r>
+              <w:rPr>
+                <w:rFonts w:ascii="Arial" w:cs="Arial" w:eastAsia="Arial" w:hAnsi="Arial"/>
+                <w:b w:val="false"/>
+                <w:bCs w:val="false"/>
+                <w:i/>
+                <w:iCs/>
+                <w:color w:val="555555"/>
+                <w:sz w:val="20"/>
+                <w:szCs w:val="20"/>
+              </w:rPr>
+              <w:t xml:space="preserve">→ Teacher circulates — offer hints, check for understanding.</w:t>
             </w:r>
           </w:p>
         </w:tc>
@@ -493,9 +1285,9 @@
               <w:right w:val="single" w:color="CCCCCC" w:sz="1"/>
             </w:tcBorders>
             <w:tcMar>
-              <w:top w:type="dxa" w:w="60"/>
+              <w:top w:type="dxa" w:w="80"/>
               <w:left w:type="dxa" w:w="120"/>
-              <w:bottom w:type="dxa" w:w="60"/>
+              <w:bottom w:type="dxa" w:w="80"/>
               <w:right w:type="dxa" w:w="120"/>
             </w:tcMar>
           </w:tcPr>
@@ -522,20 +1314,90 @@
               <w:right w:val="single" w:color="CCCCCC" w:sz="1"/>
             </w:tcBorders>
             <w:tcMar>
-              <w:top w:type="dxa" w:w="60"/>
+              <w:top w:type="dxa" w:w="80"/>
               <w:left w:type="dxa" w:w="120"/>
-              <w:bottom w:type="dxa" w:w="60"/>
+              <w:bottom w:type="dxa" w:w="80"/>
               <w:right w:type="dxa" w:w="120"/>
             </w:tcMar>
           </w:tcPr>
           <w:p>
-            <w:r>
-              <w:rPr>
-                <w:rFonts w:ascii="Arial" w:cs="Arial" w:eastAsia="Arial" w:hAnsi="Arial"/>
-                <w:sz w:val="20"/>
-                <w:szCs w:val="20"/>
+            <w:pPr>
+              <w:spacing w:after="80" w:before="80"/>
+            </w:pPr>
+            <w:r>
+              <w:rPr>
+                <w:rFonts w:ascii="Arial" w:cs="Arial" w:eastAsia="Arial" w:hAnsi="Arial"/>
+                <w:b/>
+                <w:bCs/>
+                <w:i w:val="false"/>
+                <w:iCs w:val="false"/>
+                <w:color w:val="000000"/>
+                <w:sz w:val="22"/>
+                <w:szCs w:val="22"/>
               </w:rPr>
               <w:t xml:space="preserve">Exit Ticket / Wrap-Up</w:t>
+            </w:r>
+            <w:r>
+              <w:rPr>
+                <w:rFonts w:ascii="Arial" w:cs="Arial" w:eastAsia="Arial" w:hAnsi="Arial"/>
+                <w:sz w:val="20"/>
+                <w:szCs w:val="20"/>
+              </w:rPr>
+              <w:br/>
+              <w:t xml:space="preserve"/>
+            </w:r>
+            <w:r>
+              <w:rPr>
+                <w:rFonts w:ascii="Arial" w:cs="Arial" w:eastAsia="Arial" w:hAnsi="Arial"/>
+                <w:sz w:val="20"/>
+                <w:szCs w:val="20"/>
+              </w:rPr>
+              <w:br/>
+              <w:t xml:space="preserve"/>
+            </w:r>
+            <w:r>
+              <w:rPr>
+                <w:rFonts w:ascii="Arial" w:cs="Arial" w:eastAsia="Arial" w:hAnsi="Arial"/>
+                <w:b w:val="false"/>
+                <w:bCs w:val="false"/>
+                <w:i w:val="false"/>
+                <w:iCs w:val="false"/>
+                <w:color w:val="000000"/>
+                <w:sz w:val="20"/>
+                <w:szCs w:val="20"/>
+              </w:rPr>
+              <w:t xml:space="preserve">Quick Check: Implement additional features beyond the MVP and integrate them with existing code?</w:t>
+            </w:r>
+            <w:r>
+              <w:rPr>
+                <w:rFonts w:ascii="Arial" w:cs="Arial" w:eastAsia="Arial" w:hAnsi="Arial"/>
+                <w:sz w:val="20"/>
+                <w:szCs w:val="20"/>
+              </w:rPr>
+              <w:br/>
+              <w:t xml:space="preserve"/>
+            </w:r>
+            <w:r>
+              <w:rPr>
+                <w:rFonts w:ascii="Arial" w:cs="Arial" w:eastAsia="Arial" w:hAnsi="Arial"/>
+                <w:sz w:val="20"/>
+                <w:szCs w:val="20"/>
+              </w:rPr>
+              <w:br/>
+              <w:t xml:space="preserve"/>
+            </w:r>
+            <w:r>
+              <w:rPr>
+                <w:rFonts w:ascii="Arial" w:cs="Arial" w:eastAsia="Arial" w:hAnsi="Arial"/>
+                <w:b w:val="false"/>
+                <w:bCs w:val="false"/>
+                <w:i/>
+                <w:iCs/>
+                <w:color w:val="555555"/>
+                <w:sz w:val="20"/>
+                <w:szCs w:val="20"/>
+              </w:rPr>
+              <w:t xml:space="preserve">→ 3–2–1: Name 3 things learned, 2 new vocab words, 1 question you still have.</w:t>
             </w:r>
           </w:p>
         </w:tc>
@@ -1158,7 +2020,7 @@
                 <w:sz w:val="18"/>
                 <w:szCs w:val="18"/>
               </w:rPr>
-              <w:t xml:space="preserve"># Test it:</w:t>
+              <w:t xml:space="preserve"> </w:t>
             </w:r>
           </w:p>
           <w:p>

--- a/Coding 1 - year/Unit 7 - Project Development/Daily Lesson Plans/Word/Day 161.docx
+++ b/Coding 1 - year/Unit 7 - Project Development/Daily Lesson Plans/Word/Day 161.docx
@@ -380,7 +380,7 @@
                 <w:sz w:val="20"/>
                 <w:szCs w:val="20"/>
               </w:rPr>
-              <w:t xml:space="preserve">    What do you already know about how to implement additional features beyond the MVP and integrate them with existing code?</w:t>
+              <w:t xml:space="preserve">    Why might a programmer need to implement additional features beyond the MVP and integrate them with existing code? What problem does it solve?</w:t>
             </w:r>
             <w:r>
               <w:rPr>
@@ -477,7 +477,7 @@
                 <w:sz w:val="20"/>
                 <w:szCs w:val="20"/>
               </w:rPr>
-              <w:t xml:space="preserve">Today's Goal: By the end of class you will be able to implement additional features beyond the MVP and integrate them with existing code.</w:t>
+              <w:t xml:space="preserve">Today’s Goal: By the end of class you will be able to implement additional features beyond the MVP and integrate them with existing code.</w:t>
             </w:r>
             <w:r>
               <w:rPr>
@@ -1366,7 +1366,7 @@
                 <w:sz w:val="20"/>
                 <w:szCs w:val="20"/>
               </w:rPr>
-              <w:t xml:space="preserve">Quick Check: Implement additional features beyond the MVP and integrate them with existing code?</w:t>
+              <w:t xml:space="preserve">Describe the steps you'd follow to implement additional features beyond the MVP and integrate them with existing code. What would you check to confirm it worked?</w:t>
             </w:r>
             <w:r>
               <w:rPr>

--- a/Coding 1 - year/Unit 7 - Project Development/Daily Lesson Plans/Word/Day 161.docx
+++ b/Coding 1 - year/Unit 7 - Project Development/Daily Lesson Plans/Word/Day 161.docx
@@ -446,7 +446,7 @@
                 <w:sz w:val="20"/>
                 <w:szCs w:val="20"/>
               </w:rPr>
-              <w:t xml:space="preserve">    • core features</w:t>
+              <w:t xml:space="preserve">    • core features   •   Goal</w:t>
             </w:r>
             <w:r>
               <w:rPr>
@@ -830,6 +830,72 @@
             <w:r>
               <w:rPr>
                 <w:rFonts w:ascii="Arial" w:cs="Arial" w:eastAsia="Arial" w:hAnsi="Arial"/>
+                <w:b w:val="false"/>
+                <w:bCs w:val="false"/>
+                <w:i w:val="false"/>
+                <w:iCs w:val="false"/>
+                <w:color w:val="000000"/>
+                <w:sz w:val="20"/>
+                <w:szCs w:val="20"/>
+              </w:rPr>
+              <w:t xml:space="preserve">    • Review Sprint 1 code (ensure it still works)</w:t>
+            </w:r>
+            <w:r>
+              <w:rPr>
+                <w:rFonts w:ascii="Arial" w:cs="Arial" w:eastAsia="Arial" w:hAnsi="Arial"/>
+                <w:sz w:val="20"/>
+                <w:szCs w:val="20"/>
+              </w:rPr>
+              <w:br/>
+              <w:t xml:space="preserve"/>
+            </w:r>
+            <w:r>
+              <w:rPr>
+                <w:rFonts w:ascii="Arial" w:cs="Arial" w:eastAsia="Arial" w:hAnsi="Arial"/>
+                <w:b w:val="false"/>
+                <w:bCs w:val="false"/>
+                <w:i w:val="false"/>
+                <w:iCs w:val="false"/>
+                <w:color w:val="000000"/>
+                <w:sz w:val="20"/>
+                <w:szCs w:val="20"/>
+              </w:rPr>
+              <w:t xml:space="preserve">    • Pick first feature from your priority list</w:t>
+            </w:r>
+            <w:r>
+              <w:rPr>
+                <w:rFonts w:ascii="Arial" w:cs="Arial" w:eastAsia="Arial" w:hAnsi="Arial"/>
+                <w:sz w:val="20"/>
+                <w:szCs w:val="20"/>
+              </w:rPr>
+              <w:br/>
+              <w:t xml:space="preserve"/>
+            </w:r>
+            <w:r>
+              <w:rPr>
+                <w:rFonts w:ascii="Arial" w:cs="Arial" w:eastAsia="Arial" w:hAnsi="Arial"/>
+                <w:b w:val="false"/>
+                <w:bCs w:val="false"/>
+                <w:i w:val="false"/>
+                <w:iCs w:val="false"/>
+                <w:color w:val="000000"/>
+                <w:sz w:val="20"/>
+                <w:szCs w:val="20"/>
+              </w:rPr>
+              <w:t xml:space="preserve">    • Apply same process: design → code → test</w:t>
+            </w:r>
+            <w:r>
+              <w:rPr>
+                <w:rFonts w:ascii="Arial" w:cs="Arial" w:eastAsia="Arial" w:hAnsi="Arial"/>
+                <w:sz w:val="20"/>
+                <w:szCs w:val="20"/>
+              </w:rPr>
+              <w:br/>
+              <w:t xml:space="preserve"/>
+            </w:r>
+            <w:r>
+              <w:rPr>
+                <w:rFonts w:ascii="Arial" w:cs="Arial" w:eastAsia="Arial" w:hAnsi="Arial"/>
                 <w:sz w:val="20"/>
                 <w:szCs w:val="20"/>
               </w:rPr>
@@ -860,7 +926,7 @@
                 <w:sz w:val="20"/>
                 <w:szCs w:val="20"/>
               </w:rPr>
-              <w:t xml:space="preserve">core features</w:t>
+              <w:t xml:space="preserve">core features, Goal</w:t>
             </w:r>
             <w:r>
               <w:rPr>
@@ -1238,7 +1304,7 @@
                 <w:sz w:val="20"/>
                 <w:szCs w:val="20"/>
               </w:rPr>
-              <w:t xml:space="preserve">: How will you test integration between new and old code? --- ## 🎯 Exit Ticket 1. What feature did you implement today? 2. Did you test it?…</w:t>
+              <w:t xml:space="preserve">: How will you test integration between new and old code? ---</w:t>
             </w:r>
             <w:r>
               <w:rPr>
@@ -1613,6 +1679,129 @@
           <w:szCs w:val="20"/>
         </w:rPr>
         <w:t xml:space="preserve">4. Integrate with existing code carefully</w:t>
+      </w:r>
+    </w:p>
+    <w:p>
+      <w:pPr>
+        <w:spacing w:after="60"/>
+        <w:ind w:left="360"/>
+      </w:pPr>
+      <w:r>
+        <w:rPr>
+          <w:rFonts w:ascii="Arial" w:cs="Arial" w:eastAsia="Arial" w:hAnsi="Arial"/>
+          <w:sz w:val="20"/>
+          <w:szCs w:val="20"/>
+        </w:rPr>
+        <w:t xml:space="preserve">• </w:t>
+      </w:r>
+      <w:r>
+        <w:rPr>
+          <w:rFonts w:ascii="Arial" w:cs="Arial" w:eastAsia="Arial" w:hAnsi="Arial"/>
+          <w:sz w:val="20"/>
+          <w:szCs w:val="20"/>
+        </w:rPr>
+        <w:t xml:space="preserve">Day 161: Additional features (work day 1) ← You are here</w:t>
+      </w:r>
+    </w:p>
+    <w:p>
+      <w:pPr>
+        <w:spacing w:after="60"/>
+        <w:ind w:left="360"/>
+      </w:pPr>
+      <w:r>
+        <w:rPr>
+          <w:rFonts w:ascii="Arial" w:cs="Arial" w:eastAsia="Arial" w:hAnsi="Arial"/>
+          <w:sz w:val="20"/>
+          <w:szCs w:val="20"/>
+        </w:rPr>
+        <w:t xml:space="preserve">• </w:t>
+      </w:r>
+      <w:r>
+        <w:rPr>
+          <w:rFonts w:ascii="Arial" w:cs="Arial" w:eastAsia="Arial" w:hAnsi="Arial"/>
+          <w:sz w:val="20"/>
+          <w:szCs w:val="20"/>
+        </w:rPr>
+        <w:t xml:space="preserve">Day 162: Additional features (work day 2)</w:t>
+      </w:r>
+    </w:p>
+    <w:p>
+      <w:pPr>
+        <w:spacing w:after="60"/>
+        <w:ind w:left="360"/>
+      </w:pPr>
+      <w:r>
+        <w:rPr>
+          <w:rFonts w:ascii="Arial" w:cs="Arial" w:eastAsia="Arial" w:hAnsi="Arial"/>
+          <w:sz w:val="20"/>
+          <w:szCs w:val="20"/>
+        </w:rPr>
+        <w:t xml:space="preserve">• </w:t>
+      </w:r>
+      <w:r>
+        <w:rPr>
+          <w:rFonts w:ascii="Arial" w:cs="Arial" w:eastAsia="Arial" w:hAnsi="Arial"/>
+          <w:sz w:val="20"/>
+          <w:szCs w:val="20"/>
+        </w:rPr>
+        <w:t xml:space="preserve">Day 163: Input validation and error handling</w:t>
+      </w:r>
+    </w:p>
+    <w:p>
+      <w:pPr>
+        <w:spacing w:after="60"/>
+        <w:ind w:left="360"/>
+      </w:pPr>
+      <w:r>
+        <w:rPr>
+          <w:rFonts w:ascii="Arial" w:cs="Arial" w:eastAsia="Arial" w:hAnsi="Arial"/>
+          <w:sz w:val="20"/>
+          <w:szCs w:val="20"/>
+        </w:rPr>
+        <w:t xml:space="preserve">• </w:t>
+      </w:r>
+      <w:r>
+        <w:rPr>
+          <w:rFonts w:ascii="Arial" w:cs="Arial" w:eastAsia="Arial" w:hAnsi="Arial"/>
+          <w:sz w:val="20"/>
+          <w:szCs w:val="20"/>
+        </w:rPr>
+        <w:t xml:space="preserve">Day 164: File I/O integration</w:t>
+      </w:r>
+    </w:p>
+    <w:p>
+      <w:pPr>
+        <w:spacing w:after="60"/>
+        <w:ind w:left="360"/>
+      </w:pPr>
+      <w:r>
+        <w:rPr>
+          <w:rFonts w:ascii="Arial" w:cs="Arial" w:eastAsia="Arial" w:hAnsi="Arial"/>
+          <w:sz w:val="20"/>
+          <w:szCs w:val="20"/>
+        </w:rPr>
+        <w:t xml:space="preserve">• </w:t>
+      </w:r>
+      <w:r>
+        <w:rPr>
+          <w:rFonts w:ascii="Arial" w:cs="Arial" w:eastAsia="Arial" w:hAnsi="Arial"/>
+          <w:sz w:val="20"/>
+          <w:szCs w:val="20"/>
+        </w:rPr>
+        <w:t xml:space="preserve">Day 165: Sprint 2 retrospective</w:t>
+      </w:r>
+    </w:p>
+    <w:p>
+      <w:pPr>
+        <w:spacing w:after="60"/>
+      </w:pPr>
+      <w:r>
+        <w:rPr>
+          <w:rFonts w:ascii="Arial" w:cs="Arial" w:eastAsia="Arial" w:hAnsi="Arial"/>
+          <w:sz w:val="20"/>
+          <w:szCs w:val="20"/>
+        </w:rPr>
+        <w:t xml:space="preserve">Goal: Robust, feature-complete program ready for polish phase!</w:t>
       </w:r>
     </w:p>
     <w:p>
@@ -2413,7 +2602,7 @@
           <w:sz w:val="20"/>
           <w:szCs w:val="20"/>
         </w:rPr>
-        <w:t xml:space="preserve">: How will you test integration between new and old code? --- ## 🎯 Exit Ticket 1. What feature did you implement today? 2. Did you test it? 3. Did it integrate with existing code? (Commit your code!) --- ## Sprint 2 Overview (Days 161–165) - Day 161: Additional features (work day 1) ← You are here </w:t>
+        <w:t xml:space="preserve">: How will you test integration between new and old code? ---</w:t>
       </w:r>
     </w:p>
     <w:p>
